--- a/documentos/2402176_RicardoLauton_AC1.docx
+++ b/documentos/2402176_RicardoLauton_AC1.docx
@@ -2,6 +2,109 @@
 <file path=word/document.xml><?xml version="1.0" encoding="utf-8"?>
 <w:document xmlns:wpc="http://schemas.microsoft.com/office/word/2010/wordprocessingCanvas" xmlns:cx="http://schemas.microsoft.com/office/drawing/2014/chartex" xmlns:cx1="http://schemas.microsoft.com/office/drawing/2015/9/8/chartex" xmlns:cx2="http://schemas.microsoft.com/office/drawing/2015/10/21/chartex" xmlns:cx3="http://schemas.microsoft.com/office/drawing/2016/5/9/chartex" xmlns:cx4="http://schemas.microsoft.com/office/drawing/2016/5/10/chartex" xmlns:cx5="http://schemas.microsoft.com/office/drawing/2016/5/11/chartex" xmlns:cx6="http://schemas.microsoft.com/office/drawing/2016/5/12/chartex" xmlns:cx7="http://schemas.microsoft.com/office/drawing/2016/5/13/chartex" xmlns:cx8="http://schemas.microsoft.com/office/drawing/2016/5/14/chartex" xmlns:mc="http://schemas.openxmlformats.org/markup-compatibility/2006" xmlns:aink="http://schemas.microsoft.com/office/drawing/2016/ink" xmlns:am3d="http://schemas.microsoft.com/office/drawing/2017/model3d" xmlns:o="urn:schemas-microsoft-com:office:office" xmlns:oel="http://schemas.microsoft.com/office/2019/extlst" xmlns:r="http://schemas.openxmlformats.org/officeDocument/2006/relationships" xmlns:m="http://schemas.openxmlformats.org/officeDocument/2006/math" xmlns:v="urn:schemas-microsoft-com:vml" xmlns:wp14="http://schemas.microsoft.com/office/word/2010/wordprocessingDrawing" xmlns:wp="http://schemas.openxmlformats.org/drawingml/2006/wordprocessingDrawing" xmlns:w10="urn:schemas-microsoft-com:office:word" xmlns:w="http://schemas.openxmlformats.org/wordprocessingml/2006/main" xmlns:w14="http://schemas.microsoft.com/office/word/2010/wordml" xmlns:w15="http://schemas.microsoft.com/office/word/2012/wordml" xmlns:w16cex="http://schemas.microsoft.com/office/word/2018/wordml/cex" xmlns:w16cid="http://schemas.microsoft.com/office/word/2016/wordml/cid" xmlns:w16="http://schemas.microsoft.com/office/word/2018/wordml" xmlns:w16du="http://schemas.microsoft.com/office/word/2023/wordml/word16du" xmlns:w16sdtdh="http://schemas.microsoft.com/office/word/2020/wordml/sdtdatahash" xmlns:w16sdtfl="http://schemas.microsoft.com/office/word/2024/wordml/sdtformatlock" xmlns:w16se="http://schemas.microsoft.com/office/word/2015/wordml/symex" xmlns:wpg="http://schemas.microsoft.com/office/word/2010/wordprocessingGroup" xmlns:wpi="http://schemas.microsoft.com/office/word/2010/wordprocessingInk" xmlns:wne="http://schemas.microsoft.com/office/word/2006/wordml" xmlns:wps="http://schemas.microsoft.com/office/word/2010/wordprocessingShape" mc:Ignorable="w14 w15 w16se w16cid w16 w16cex w16sdtdh w16sdtfl w16du wp14">
   <w:body>
+    <w:p>
+      <w:pPr>
+        <w:tabs>
+          <w:tab w:val="left" w:pos="0"/>
+        </w:tabs>
+        <w:ind w:right="-427"/>
+        <w:rPr>
+          <w:b/>
+          <w:bCs/>
+          <w:sz w:val="32"/>
+          <w:szCs w:val="32"/>
+        </w:rPr>
+      </w:pPr>
+      <w:r>
+        <w:rPr>
+          <w:b/>
+          <w:bCs/>
+          <w:sz w:val="32"/>
+          <w:szCs w:val="32"/>
+        </w:rPr>
+        <w:t>Faculdade Impacta</w:t>
+      </w:r>
+      <w:r>
+        <w:rPr>
+          <w:b/>
+          <w:bCs/>
+          <w:sz w:val="32"/>
+          <w:szCs w:val="32"/>
+        </w:rPr>
+        <w:t xml:space="preserve"> - Software </w:t>
+      </w:r>
+      <w:proofErr w:type="spellStart"/>
+      <w:r>
+        <w:rPr>
+          <w:b/>
+          <w:bCs/>
+          <w:sz w:val="32"/>
+          <w:szCs w:val="32"/>
+        </w:rPr>
+        <w:t>Product</w:t>
+      </w:r>
+      <w:proofErr w:type="spellEnd"/>
+      <w:r>
+        <w:rPr>
+          <w:b/>
+          <w:bCs/>
+          <w:sz w:val="32"/>
+          <w:szCs w:val="32"/>
+        </w:rPr>
+        <w:t xml:space="preserve">: </w:t>
+      </w:r>
+      <w:proofErr w:type="spellStart"/>
+      <w:r>
+        <w:rPr>
+          <w:b/>
+          <w:bCs/>
+          <w:sz w:val="32"/>
+          <w:szCs w:val="32"/>
+        </w:rPr>
+        <w:t>Analysis</w:t>
+      </w:r>
+      <w:proofErr w:type="spellEnd"/>
+      <w:r>
+        <w:rPr>
+          <w:b/>
+          <w:bCs/>
+          <w:sz w:val="32"/>
+          <w:szCs w:val="32"/>
+        </w:rPr>
+        <w:t xml:space="preserve">, </w:t>
+      </w:r>
+      <w:proofErr w:type="spellStart"/>
+      <w:r>
+        <w:rPr>
+          <w:b/>
+          <w:bCs/>
+          <w:sz w:val="32"/>
+          <w:szCs w:val="32"/>
+        </w:rPr>
+        <w:t>Specification</w:t>
+      </w:r>
+      <w:proofErr w:type="spellEnd"/>
+      <w:r>
+        <w:rPr>
+          <w:b/>
+          <w:bCs/>
+          <w:sz w:val="32"/>
+          <w:szCs w:val="32"/>
+        </w:rPr>
+        <w:t xml:space="preserve">, Project &amp; </w:t>
+      </w:r>
+      <w:proofErr w:type="spellStart"/>
+      <w:r>
+        <w:rPr>
+          <w:b/>
+          <w:bCs/>
+          <w:sz w:val="32"/>
+          <w:szCs w:val="32"/>
+        </w:rPr>
+        <w:t>Implementation</w:t>
+      </w:r>
+      <w:proofErr w:type="spellEnd"/>
+    </w:p>
     <w:p>
       <w:pPr>
         <w:tabs>
@@ -10,54 +113,11 @@
         <w:ind w:right="-427"/>
       </w:pPr>
       <w:r>
-        <w:t>Faculdade Impacta</w:t>
-      </w:r>
-      <w:r>
-        <w:t xml:space="preserve"> - </w:t>
-      </w:r>
-      <w:r>
-        <w:t xml:space="preserve">Software </w:t>
-      </w:r>
-      <w:proofErr w:type="spellStart"/>
-      <w:r>
-        <w:t>Product</w:t>
-      </w:r>
-      <w:proofErr w:type="spellEnd"/>
-      <w:r>
-        <w:t xml:space="preserve">: </w:t>
-      </w:r>
-      <w:proofErr w:type="spellStart"/>
-      <w:r>
-        <w:t>Analysis</w:t>
-      </w:r>
-      <w:proofErr w:type="spellEnd"/>
-      <w:r>
-        <w:t xml:space="preserve">, </w:t>
-      </w:r>
-      <w:proofErr w:type="spellStart"/>
-      <w:r>
-        <w:t>Specification</w:t>
-      </w:r>
-      <w:proofErr w:type="spellEnd"/>
-      <w:r>
-        <w:t xml:space="preserve">, Project &amp; </w:t>
-      </w:r>
-      <w:proofErr w:type="spellStart"/>
-      <w:r>
-        <w:t>Implementation</w:t>
-      </w:r>
-      <w:proofErr w:type="spellEnd"/>
-    </w:p>
-    <w:p>
-      <w:pPr>
-        <w:tabs>
-          <w:tab w:val="left" w:pos="0"/>
-        </w:tabs>
-        <w:ind w:right="-427"/>
-      </w:pPr>
-      <w:r>
         <w:t>ATIVIDADE CONTINUA 01</w:t>
       </w:r>
+      <w:r>
+        <w:t xml:space="preserve"> – Projeto de software.</w:t>
+      </w:r>
     </w:p>
     <w:p>
       <w:proofErr w:type="gramStart"/>
@@ -83,14 +143,21 @@
         <w:t>RA: 2402176</w:t>
       </w:r>
     </w:p>
-    <w:p>
-      <w:r>
-        <w:t xml:space="preserve">Projeto : Reserva de Salas </w:t>
+    <w:p/>
+    <w:p>
+      <w:proofErr w:type="gramStart"/>
+      <w:r>
+        <w:t>Projeto :</w:t>
+      </w:r>
+      <w:proofErr w:type="gramEnd"/>
+      <w:r>
+        <w:t xml:space="preserve"> Reserva de Salas </w:t>
       </w:r>
       <w:r>
         <w:t xml:space="preserve">para eventos em condomínio </w:t>
       </w:r>
     </w:p>
+    <w:p/>
     <w:p>
       <w:proofErr w:type="gramStart"/>
       <w:r>
@@ -122,7 +189,13 @@
     </w:p>
     <w:p>
       <w:r>
-        <w:t>O projeto consiste em uma plataforma de gerenciamento de moradores e reservas, focada em organizar o fluxo de informações de um condomínio de forma digital e segura. O sistema substitui as antigas planilhas manuais por uma interface web intuitiva conectada a um banco de dados robusto.</w:t>
+        <w:t xml:space="preserve">O projeto consiste em uma plataforma de gerenciamento de moradores e reservas, focada em organizar o fluxo de informações de um condomínio de forma digital e segura. O sistema substitui as antigas planilhas manuais </w:t>
+      </w:r>
+      <w:r>
+        <w:t xml:space="preserve">de agendamento e controle </w:t>
+      </w:r>
+      <w:r>
+        <w:t>por uma interface web intuitiva conectada a um banco de dados robusto.</w:t>
       </w:r>
     </w:p>
     <w:p>
@@ -233,6 +306,12 @@
       </w:r>
     </w:p>
     <w:p>
+      <w:pPr>
+        <w:rPr>
+          <w:b/>
+          <w:bCs/>
+        </w:rPr>
+      </w:pPr>
       <w:r>
         <w:rPr>
           <w:b/>
@@ -249,6 +328,39 @@
           <w:bCs/>
         </w:rPr>
         <w:t>PostgreSQL</w:t>
+      </w:r>
+    </w:p>
+    <w:p>
+      <w:pPr>
+        <w:rPr>
+          <w:b/>
+          <w:bCs/>
+        </w:rPr>
+      </w:pPr>
+    </w:p>
+    <w:p>
+      <w:r>
+        <w:rPr>
+          <w:b/>
+          <w:bCs/>
+        </w:rPr>
+        <w:t xml:space="preserve">Funcionalidades 1ª. </w:t>
+      </w:r>
+      <w:proofErr w:type="gramStart"/>
+      <w:r>
+        <w:rPr>
+          <w:b/>
+          <w:bCs/>
+        </w:rPr>
+        <w:t>entrega :</w:t>
+      </w:r>
+      <w:proofErr w:type="gramEnd"/>
+      <w:r>
+        <w:rPr>
+          <w:b/>
+          <w:bCs/>
+        </w:rPr>
+        <w:t xml:space="preserve"> tela principal de opções e Cadastro de moradores. </w:t>
       </w:r>
     </w:p>
     <w:p/>
@@ -282,11 +394,26 @@
       </w:r>
       <w:proofErr w:type="spellEnd"/>
       <w:r>
-        <w:t xml:space="preserve"> GitHub:</w:t>
-      </w:r>
+        <w:t xml:space="preserve"> </w:t>
+      </w:r>
+      <w:r>
+        <w:t xml:space="preserve">de fontes </w:t>
+      </w:r>
+      <w:r>
+        <w:t>GitHub:</w:t>
+      </w:r>
+    </w:p>
+    <w:p>
+      <w:hyperlink r:id="rId5" w:history="1">
+        <w:r>
+          <w:rPr>
+            <w:rStyle w:val="Hyperlink"/>
+          </w:rPr>
+          <w:t>https://github.com/ricardolauton/reserva_Salao.git</w:t>
+        </w:r>
+      </w:hyperlink>
     </w:p>
     <w:p/>
-    <w:p/>
     <w:p>
       <w:proofErr w:type="spellStart"/>
       <w:r>
@@ -298,7 +425,7 @@
       </w:r>
     </w:p>
     <w:p>
-      <w:hyperlink r:id="rId5" w:history="1">
+      <w:hyperlink r:id="rId6" w:history="1">
         <w:r>
           <w:rPr>
             <w:rStyle w:val="Hyperlink"/>
@@ -307,8 +434,6 @@
         </w:r>
       </w:hyperlink>
     </w:p>
-    <w:p/>
-    <w:p/>
     <w:sectPr>
       <w:pgSz w:w="11906" w:h="16838"/>
       <w:pgMar w:top="1417" w:right="1701" w:bottom="1417" w:left="1701" w:header="708" w:footer="708" w:gutter="0"/>
@@ -922,6 +1047,7 @@
   <w:style w:type="character" w:default="1" w:styleId="Fontepargpadro">
     <w:name w:val="Default Paragraph Font"/>
     <w:uiPriority w:val="1"/>
+    <w:semiHidden/>
     <w:unhideWhenUsed/>
   </w:style>
   <w:style w:type="table" w:default="1" w:styleId="Tabelanormal">

--- a/documentos/2402176_RicardoLauton_AC1.docx
+++ b/documentos/2402176_RicardoLauton_AC1.docx
@@ -151,13 +151,24 @@
       </w:r>
       <w:proofErr w:type="gramEnd"/>
       <w:r>
-        <w:t xml:space="preserve"> Reserva de Salas </w:t>
+        <w:t xml:space="preserve"> </w:t>
+      </w:r>
+      <w:r>
+        <w:t xml:space="preserve">Sistema de </w:t>
+      </w:r>
+      <w:r>
+        <w:t>Reserva de Salas</w:t>
+      </w:r>
+      <w:r>
+        <w:t xml:space="preserve"> e Salão</w:t>
+      </w:r>
+      <w:r>
+        <w:t xml:space="preserve"> </w:t>
       </w:r>
       <w:r>
         <w:t xml:space="preserve">para eventos em condomínio </w:t>
       </w:r>
     </w:p>
-    <w:p/>
     <w:p>
       <w:proofErr w:type="gramStart"/>
       <w:r>
@@ -171,7 +182,13 @@
         <w:t xml:space="preserve">modernizar a </w:t>
       </w:r>
       <w:r>
-        <w:t xml:space="preserve">gestão de reserva de Salas de </w:t>
+        <w:t xml:space="preserve">gestão de reserva de Salas </w:t>
+      </w:r>
+      <w:r>
+        <w:t xml:space="preserve">e Salão </w:t>
+      </w:r>
+      <w:r>
+        <w:t xml:space="preserve">de </w:t>
       </w:r>
       <w:proofErr w:type="spellStart"/>
       <w:r>
@@ -189,7 +206,24 @@
     </w:p>
     <w:p>
       <w:r>
-        <w:t xml:space="preserve">O projeto consiste em uma plataforma de gerenciamento de moradores e reservas, focada em organizar o fluxo de informações de um condomínio de forma digital e segura. O sistema substitui as antigas planilhas manuais </w:t>
+        <w:t xml:space="preserve">O projeto consiste em uma plataforma de gerenciamento </w:t>
+      </w:r>
+      <w:r>
+        <w:t xml:space="preserve">de </w:t>
+      </w:r>
+      <w:r>
+        <w:t>reservas</w:t>
+      </w:r>
+      <w:r>
+        <w:t>, dos ambientes compartilhados de Salas de eventos e Salão principal</w:t>
+      </w:r>
+      <w:r>
+        <w:t>, focada em organizar o fluxo de informações de um condomínio de forma digital e segura.</w:t>
+      </w:r>
+    </w:p>
+    <w:p>
+      <w:r>
+        <w:t xml:space="preserve">O sistema substitui as antigas planilhas manuais </w:t>
       </w:r>
       <w:r>
         <w:t xml:space="preserve">de agendamento e controle </w:t>
@@ -197,6 +231,14 @@
       <w:r>
         <w:t>por uma interface web intuitiva conectada a um banco de dados robusto.</w:t>
       </w:r>
+    </w:p>
+    <w:p>
+      <w:pPr>
+        <w:rPr>
+          <w:b/>
+          <w:bCs/>
+        </w:rPr>
+      </w:pPr>
     </w:p>
     <w:p>
       <w:proofErr w:type="spellStart"/>
@@ -360,7 +402,58 @@
           <w:b/>
           <w:bCs/>
         </w:rPr>
-        <w:t xml:space="preserve"> tela principal de opções e Cadastro de moradores. </w:t>
+        <w:t xml:space="preserve"> tela principal </w:t>
+      </w:r>
+      <w:r>
+        <w:rPr>
+          <w:b/>
+          <w:bCs/>
+        </w:rPr>
+        <w:t>do sistema e</w:t>
+      </w:r>
+      <w:r>
+        <w:rPr>
+          <w:b/>
+          <w:bCs/>
+        </w:rPr>
+        <w:t xml:space="preserve"> </w:t>
+      </w:r>
+      <w:r>
+        <w:rPr>
+          <w:b/>
+          <w:bCs/>
+        </w:rPr>
+        <w:t xml:space="preserve">funcionalidades do </w:t>
+      </w:r>
+      <w:proofErr w:type="spellStart"/>
+      <w:r>
+        <w:rPr>
+          <w:b/>
+          <w:bCs/>
+        </w:rPr>
+        <w:t>primeito</w:t>
+      </w:r>
+      <w:proofErr w:type="spellEnd"/>
+      <w:r>
+        <w:rPr>
+          <w:b/>
+          <w:bCs/>
+        </w:rPr>
+        <w:t xml:space="preserve"> botão, </w:t>
+      </w:r>
+      <w:r>
+        <w:rPr>
+          <w:b/>
+          <w:bCs/>
+        </w:rPr>
+        <w:t>Cadastro de moradores</w:t>
+      </w:r>
+      <w:r>
+        <w:rPr>
+          <w:b/>
+          <w:bCs/>
+        </w:rPr>
+        <w:t xml:space="preserve">, permitindo incluir, alterar e excluir os moradores, além de mostrar os moradores já cadastrados em uma listagem visual. </w:t>
       </w:r>
     </w:p>
     <w:p/>
@@ -375,8 +468,9 @@
       <w:r>
         <w:t>Board:</w:t>
       </w:r>
-    </w:p>
-    <w:p>
+      <w:r>
+        <w:t xml:space="preserve"> </w:t>
+      </w:r>
       <w:hyperlink r:id="rId4" w:history="1">
         <w:r>
           <w:rPr>
@@ -386,7 +480,6 @@
         </w:r>
       </w:hyperlink>
     </w:p>
-    <w:p/>
     <w:p>
       <w:proofErr w:type="spellStart"/>
       <w:r>
@@ -402,8 +495,9 @@
       <w:r>
         <w:t>GitHub:</w:t>
       </w:r>
-    </w:p>
-    <w:p>
+      <w:r>
+        <w:t xml:space="preserve"> </w:t>
+      </w:r>
       <w:hyperlink r:id="rId5" w:history="1">
         <w:r>
           <w:rPr>
@@ -413,7 +507,6 @@
         </w:r>
       </w:hyperlink>
     </w:p>
-    <w:p/>
     <w:p>
       <w:proofErr w:type="spellStart"/>
       <w:r>
@@ -434,9 +527,10 @@
         </w:r>
       </w:hyperlink>
     </w:p>
+    <w:p/>
     <w:sectPr>
       <w:pgSz w:w="11906" w:h="16838"/>
-      <w:pgMar w:top="1417" w:right="1701" w:bottom="1417" w:left="1701" w:header="708" w:footer="708" w:gutter="0"/>
+      <w:pgMar w:top="993" w:right="1701" w:bottom="1417" w:left="1701" w:header="708" w:footer="708" w:gutter="0"/>
       <w:cols w:space="708"/>
       <w:docGrid w:linePitch="360"/>
     </w:sectPr>
